--- a/backend/plugin/render_book/templates/gongkao_mistake/1.0.0/template.docx
+++ b/backend/plugin/render_book/templates/gongkao_mistake/1.0.0/template.docx
@@ -292,9 +292,13 @@
     </w:p>
     <w:p>
       <w:pPr>
-        <w:keepNext/>
         <w:spacing w:before="20" w:after="40" w:line="300" w:lineRule="auto"/>
         <w:ind w:left="0" w:firstLine="480"/>
+        <w:jc w:val="both"/>
+        <w:jc w:val="both"/>
+        <w:keepNext/>
+        <w:kinsoku w:val="1"/>
+        <w:overflowPunct w:val="0"/>
       </w:pPr>
       <w:r>
         <w:rPr>
@@ -327,9 +331,13 @@
     </w:p>
     <w:p>
       <w:pPr>
-        <w:keepNext/>
         <w:spacing w:before="20" w:after="40" w:line="300" w:lineRule="auto"/>
         <w:ind w:firstLine="480"/>
+        <w:jc w:val="both"/>
+        <w:jc w:val="both"/>
+        <w:keepNext/>
+        <w:kinsoku w:val="1"/>
+        <w:overflowPunct w:val="0"/>
       </w:pPr>
       <w:r>
         <w:rPr>
@@ -347,12 +355,16 @@
     </w:p>
     <w:p>
       <w:pPr>
+        <w:spacing w:before="100" w:after="40" w:line="300" w:lineRule="auto"/>
+        <w:ind w:left="480" w:hanging="480"/>
+        <w:jc w:val="both"/>
+        <w:jc w:val="both"/>
         <w:keepNext/>
         <w:tabs>
           <w:tab w:pos="480" w:val="left"/>
         </w:tabs>
-        <w:spacing w:before="100" w:after="40" w:line="300" w:lineRule="auto"/>
-        <w:ind w:left="480" w:hanging="480"/>
+        <w:kinsoku w:val="1"/>
+        <w:overflowPunct w:val="0"/>
       </w:pPr>
       <w:r>
         <w:rPr>
@@ -1298,7 +1310,66 @@
           <w:b w:val="0"/>
           <w:sz w:val="21"/>
         </w:rPr>
+        <w:t>{% if q.analysis_segments %}{% for seg in q.analysis_segments %}{% if seg.is_img %}</w:t>
+      </w:r>
+      <w:r>
+        <w:t>{{ seg.img }}</w:t>
+      </w:r>
+      <w:r>
+        <w:rPr>
+          <w:rFonts w:ascii="Times New Roman" w:hAnsi="Times New Roman" w:eastAsia="仿宋" w:cs="仿宋"/>
+          <w:b w:val="0"/>
+          <w:sz w:val="21"/>
+        </w:rPr>
+        <w:t>{% elif seg.bold %}</w:t>
+      </w:r>
+      <w:r>
+        <w:rPr>
+          <w:rFonts w:ascii="Times New Roman" w:hAnsi="Times New Roman" w:eastAsia="仿宋" w:cs="仿宋"/>
+          <w:b/>
+          <w:sz w:val="21"/>
+        </w:rPr>
+        <w:t>{{ seg.text }}</w:t>
+      </w:r>
+      <w:r>
+        <w:rPr>
+          <w:rFonts w:ascii="Times New Roman" w:hAnsi="Times New Roman" w:eastAsia="仿宋" w:cs="仿宋"/>
+          <w:b w:val="0"/>
+          <w:sz w:val="21"/>
+        </w:rPr>
+        <w:t>{% else %}</w:t>
+      </w:r>
+      <w:r>
+        <w:rPr>
+          <w:rFonts w:ascii="Times New Roman" w:hAnsi="Times New Roman" w:eastAsia="仿宋" w:cs="仿宋"/>
+          <w:b w:val="0"/>
+          <w:sz w:val="21"/>
+        </w:rPr>
+        <w:t>{{ seg.text }}</w:t>
+      </w:r>
+      <w:r>
+        <w:rPr>
+          <w:rFonts w:ascii="Times New Roman" w:hAnsi="Times New Roman" w:eastAsia="仿宋" w:cs="仿宋"/>
+          <w:b w:val="0"/>
+          <w:sz w:val="21"/>
+        </w:rPr>
+        <w:t>{% endif %}{% endfor %}{% else %}</w:t>
+      </w:r>
+      <w:r>
+        <w:rPr>
+          <w:rFonts w:ascii="Times New Roman" w:hAnsi="Times New Roman" w:eastAsia="仿宋" w:cs="仿宋"/>
+          <w:b w:val="0"/>
+          <w:sz w:val="21"/>
+        </w:rPr>
         <w:t>{{ q.analysis_text }}</w:t>
+      </w:r>
+      <w:r>
+        <w:rPr>
+          <w:rFonts w:ascii="Times New Roman" w:hAnsi="Times New Roman" w:eastAsia="仿宋" w:cs="仿宋"/>
+          <w:b w:val="0"/>
+          <w:sz w:val="21"/>
+        </w:rPr>
+        <w:t>{% endif %}</w:t>
       </w:r>
     </w:p>
     <w:p>
@@ -1562,6 +1633,10 @@
       <w:pPr>
         <w:spacing w:before="20" w:after="100" w:line="300" w:lineRule="auto"/>
         <w:ind w:left="420" w:firstLine="0"/>
+        <w:jc w:val="both"/>
+        <w:jc w:val="both"/>
+        <w:kinsoku w:val="1"/>
+        <w:overflowPunct w:val="0"/>
       </w:pPr>
       <w:r>
         <w:rPr>
@@ -1577,7 +1652,66 @@
           <w:b w:val="0"/>
           <w:sz w:val="21"/>
         </w:rPr>
+        <w:t>{% if q.analysis_segments %}{% for seg in q.analysis_segments %}{% if seg.is_img %}</w:t>
+      </w:r>
+      <w:r>
+        <w:t>{{ seg.img }}</w:t>
+      </w:r>
+      <w:r>
+        <w:rPr>
+          <w:rFonts w:ascii="Times New Roman" w:hAnsi="Times New Roman" w:eastAsia="仿宋" w:cs="仿宋"/>
+          <w:b w:val="0"/>
+          <w:sz w:val="21"/>
+        </w:rPr>
+        <w:t>{% elif seg.bold %}</w:t>
+      </w:r>
+      <w:r>
+        <w:rPr>
+          <w:rFonts w:ascii="Times New Roman" w:hAnsi="Times New Roman" w:eastAsia="仿宋" w:cs="仿宋"/>
+          <w:b/>
+          <w:sz w:val="21"/>
+        </w:rPr>
+        <w:t>{{ seg.text }}</w:t>
+      </w:r>
+      <w:r>
+        <w:rPr>
+          <w:rFonts w:ascii="Times New Roman" w:hAnsi="Times New Roman" w:eastAsia="仿宋" w:cs="仿宋"/>
+          <w:b w:val="0"/>
+          <w:sz w:val="21"/>
+        </w:rPr>
+        <w:t>{% else %}</w:t>
+      </w:r>
+      <w:r>
+        <w:rPr>
+          <w:rFonts w:ascii="Times New Roman" w:hAnsi="Times New Roman" w:eastAsia="仿宋" w:cs="仿宋"/>
+          <w:b w:val="0"/>
+          <w:sz w:val="21"/>
+        </w:rPr>
+        <w:t>{{ seg.text }}</w:t>
+      </w:r>
+      <w:r>
+        <w:rPr>
+          <w:rFonts w:ascii="Times New Roman" w:hAnsi="Times New Roman" w:eastAsia="仿宋" w:cs="仿宋"/>
+          <w:b w:val="0"/>
+          <w:sz w:val="21"/>
+        </w:rPr>
+        <w:t>{% endif %}{% endfor %}{% else %}</w:t>
+      </w:r>
+      <w:r>
+        <w:rPr>
+          <w:rFonts w:ascii="Times New Roman" w:hAnsi="Times New Roman" w:eastAsia="仿宋" w:cs="仿宋"/>
+          <w:b w:val="0"/>
+          <w:sz w:val="21"/>
+        </w:rPr>
         <w:t>{{ q.analysis_text }}</w:t>
+      </w:r>
+      <w:r>
+        <w:rPr>
+          <w:rFonts w:ascii="Times New Roman" w:hAnsi="Times New Roman" w:eastAsia="仿宋" w:cs="仿宋"/>
+          <w:b w:val="0"/>
+          <w:sz w:val="21"/>
+        </w:rPr>
+        <w:t>{% endif %}</w:t>
       </w:r>
     </w:p>
     <w:p>
